--- a/static/downloads/de/docx/layer-1/onboarding-protocol.docx
+++ b/static/downloads/de/docx/layer-1/onboarding-protocol.docx
@@ -59,13 +59,13 @@
         <w:t xml:space="preserve">RCOS – Regenerative Community Operating System</w:t>
       </w:r>
     </w:p>
-    <w:bookmarkStart w:id="24" w:name="onboarding-protocol"/>
+    <w:bookmarkStart w:id="24" w:name="onboarding-protokoll"/>
     <w:p>
       <w:pPr>
         <w:pStyle w:val="Heading1"/>
       </w:pPr>
       <w:r>
-        <w:t xml:space="preserve">Onboarding Protocol</w:t>
+        <w:t xml:space="preserve">Onboarding-Protokoll</w:t>
       </w:r>
     </w:p>
     <w:p>
@@ -145,18 +145,6 @@
       </w:hyperlink>
     </w:p>
     <w:p>
-      <w:pPr>
-        <w:pStyle w:val="BlockText"/>
-      </w:pPr>
-      <w:r>
-        <w:rPr>
-          <w:i/>
-          <w:iCs/>
-        </w:rPr>
-        <w:t xml:space="preserve">Dieser Inhalt ist noch nicht ins Deutsche übersetzt – die englische Quelle wird angezeigt.</w:t>
-      </w:r>
-    </w:p>
-    <w:p>
       <w:r>
         <w:pict>
           <v:rect style="width:0;height:1.5pt" o:hralign="center" o:hrstd="t" o:hr="t"/>
@@ -176,13 +164,13 @@
           <w:b/>
           <w:bCs/>
         </w:rPr>
-        <w:t xml:space="preserve">Layer:</w:t>
-      </w:r>
-      <w:r>
-        <w:t xml:space="preserve"> </w:t>
-      </w:r>
-      <w:r>
-        <w:t xml:space="preserve">1 — Membership System</w:t>
+        <w:t xml:space="preserve">Schicht:</w:t>
+      </w:r>
+      <w:r>
+        <w:t xml:space="preserve"> </w:t>
+      </w:r>
+      <w:r>
+        <w:t xml:space="preserve">1 — Mitgliedschaftssystem</w:t>
       </w:r>
     </w:p>
     <w:p>
@@ -204,7 +192,7 @@
         <w:t xml:space="preserve"> </w:t>
       </w:r>
       <w:r>
-        <w:t xml:space="preserve">Template — adapt for your community</w:t>
+        <w:t xml:space="preserve">Vorlage — an deine Gemeinschaft anpassen</w:t>
       </w:r>
     </w:p>
     <w:p>
@@ -220,7 +208,7 @@
           <w:b/>
           <w:bCs/>
         </w:rPr>
-        <w:t xml:space="preserve">RCOS reference:</w:t>
+        <w:t xml:space="preserve">RCOS-Referenz:</w:t>
       </w:r>
       <w:r>
         <w:t xml:space="preserve"> </w:t>
@@ -269,13 +257,13 @@
         </w:pict>
       </w:r>
     </w:p>
-    <w:bookmarkStart w:id="17" w:name="admission-criteria"/>
+    <w:bookmarkStart w:id="17" w:name="aufnahmekriterien"/>
     <w:p>
       <w:pPr>
         <w:pStyle w:val="Heading2"/>
       </w:pPr>
       <w:r>
-        <w:t xml:space="preserve">Admission Criteria</w:t>
+        <w:t xml:space="preserve">Aufnahmekriterien</w:t>
       </w:r>
     </w:p>
     <w:p>
@@ -287,7 +275,7 @@
           <w:i/>
           <w:iCs/>
         </w:rPr>
-        <w:t xml:space="preserve">RCOS clauses:</w:t>
+        <w:t xml:space="preserve">RCOS-Klauseln:</w:t>
       </w:r>
       <w:r>
         <w:rPr>
@@ -340,7 +328,7 @@
           <w:b/>
           <w:bCs/>
         </w:rPr>
-        <w:t xml:space="preserve">Begründung — Why write down who gets in</w:t>
+        <w:t xml:space="preserve">Begründung — Warum festhalten, wer aufgenommen wird</w:t>
       </w:r>
     </w:p>
     <w:p>
@@ -348,7 +336,7 @@
         <w:pStyle w:val="BlockText"/>
       </w:pPr>
       <w:r>
-        <w:t xml:space="preserve">Admission is the moment a stranger becomes bound by — and protected by — the community’s rules. If the criteria are informal, the decision collapses into whoever happens to like the applicant. Written criteria make admission a governance act, not a social favor, and make rejection defensible on grounds the community can point to.</w:t>
+        <w:t xml:space="preserve">Die Aufnahme ist der Moment, in dem eine fremde Person an die Regeln der Gemeinschaft gebunden — und durch sie geschützt — wird. Wenn die Kriterien informell sind, hängt die Entscheidung davon ab, wer die bewerbende Person zufällig sympathisch findet. Schriftliche Kriterien machen die Aufnahme zu einem Governance-Akt statt zu einem sozialen Gefallen und machen eine Ablehnung mit Gründen vertretbar, auf die die Gemeinschaft verweisen kann.</w:t>
       </w:r>
     </w:p>
     <w:p>
@@ -360,7 +348,7 @@
           <w:b/>
           <w:bCs/>
         </w:rPr>
-        <w:t xml:space="preserve">Anleitung — How to fill this in</w:t>
+        <w:t xml:space="preserve">Anleitung — Wie du das ausfüllst</w:t>
       </w:r>
     </w:p>
     <w:p>
@@ -368,7 +356,7 @@
         <w:pStyle w:val="BlockText"/>
       </w:pPr>
       <w:r>
-        <w:t xml:space="preserve">State the explicit conditions under which an applicant may be admitted. Each criterion should be testable from the application itself or from an external check.</w:t>
+        <w:t xml:space="preserve">Formuliere die expliziten Bedingungen, unter denen eine bewerbende Person aufgenommen werden kann. Jedes Kriterium sollte anhand der Bewerbung selbst oder einer externen Prüfung überprüfbar sein.</w:t>
       </w:r>
     </w:p>
     <w:p>
@@ -384,7 +372,7 @@
           <w:i/>
           <w:iCs/>
         </w:rPr>
-        <w:t xml:space="preserve">&lt;Criterion 1, e.g. alignment with the primary purpose and Layer 0 identity constraints.&gt;</w:t>
+        <w:t xml:space="preserve">&lt;Kriterium 1, z. B. Übereinstimmung mit dem Hauptzweck und den Identitätsbeschränkungen aus Schicht 0.&gt;</w:t>
       </w:r>
     </w:p>
     <w:p>
@@ -400,7 +388,7 @@
           <w:i/>
           <w:iCs/>
         </w:rPr>
-        <w:t xml:space="preserve">&lt;Criterion 2, e.g. willingness to actively contribute in at least one recognized category.&gt;</w:t>
+        <w:t xml:space="preserve">&lt;Kriterium 2, z. B. Bereitschaft, in mindestens einer anerkannten Kategorie aktiv beizutragen.&gt;</w:t>
       </w:r>
     </w:p>
     <w:p>
@@ -416,7 +404,7 @@
           <w:i/>
           <w:iCs/>
         </w:rPr>
-        <w:t xml:space="preserve">&lt;Criterion 3, e.g. no prior forced exit or rejection within the last X months.&gt;</w:t>
+        <w:t xml:space="preserve">&lt;Kriterium 3, z. B. kein erzwungener Austritt oder Ablehnung innerhalb der letzten X Monate.&gt;</w:t>
       </w:r>
     </w:p>
     <w:p>
@@ -432,17 +420,17 @@
           <w:i/>
           <w:iCs/>
         </w:rPr>
-        <w:t xml:space="preserve">&lt;Criterion 4, e.g. completion of the application form in good faith — no misrepresentation.&gt;</w:t>
+        <w:t xml:space="preserve">&lt;Kriterium 4, z. B. Bewerbungsformular in gutem Glauben ausgefüllt — keine Falschangaben.&gt;</w:t>
       </w:r>
     </w:p>
     <w:bookmarkEnd w:id="17"/>
-    <w:bookmarkStart w:id="18" w:name="onboarding-steps"/>
+    <w:bookmarkStart w:id="18" w:name="onboarding-schritte"/>
     <w:p>
       <w:pPr>
         <w:pStyle w:val="Heading2"/>
       </w:pPr>
       <w:r>
-        <w:t xml:space="preserve">Onboarding Steps</w:t>
+        <w:t xml:space="preserve">Onboarding-Schritte</w:t>
       </w:r>
     </w:p>
     <w:p>
@@ -454,7 +442,7 @@
           <w:i/>
           <w:iCs/>
         </w:rPr>
-        <w:t xml:space="preserve">RCOS clauses:</w:t>
+        <w:t xml:space="preserve">RCOS-Klauseln:</w:t>
       </w:r>
       <w:r>
         <w:rPr>
@@ -507,7 +495,7 @@
           <w:b/>
           <w:bCs/>
         </w:rPr>
-        <w:t xml:space="preserve">Begründung — Why make the process a fixed sequence</w:t>
+        <w:t xml:space="preserve">Begründung — Warum den Prozess als feste Abfolge gestalten</w:t>
       </w:r>
     </w:p>
     <w:p>
@@ -515,7 +503,7 @@
         <w:pStyle w:val="BlockText"/>
       </w:pPr>
       <w:r>
-        <w:t xml:space="preserve">Consent to governance only means something if the member has actually seen the governance. A fixed sequence — review, consent, technical setup — ensures every Full Member crossed the same threshold in the same order, so nobody slips into full rights without having encountered the constraints that come with them.</w:t>
+        <w:t xml:space="preserve">Zustimmung zu Governance bedeutet nur dann etwas, wenn das Mitglied die Governance tatsächlich gesehen hat. Eine feste Abfolge — Prüfung, Zustimmung, technisches Setup — stellt sicher, dass jedes Vollmitglied die gleiche Schwelle in der gleichen Reihenfolge überschritten hat, sodass niemand volle Rechte erhält, ohne die damit verbundenen Einschränkungen kennengelernt zu haben.</w:t>
       </w:r>
     </w:p>
     <w:p>
@@ -527,7 +515,7 @@
           <w:b/>
           <w:bCs/>
         </w:rPr>
-        <w:t xml:space="preserve">Anleitung — How to fill this in</w:t>
+        <w:t xml:space="preserve">Anleitung — Wie du das ausfüllst</w:t>
       </w:r>
     </w:p>
     <w:p>
@@ -535,7 +523,7 @@
         <w:pStyle w:val="BlockText"/>
       </w:pPr>
       <w:r>
-        <w:t xml:space="preserve">List the ordered steps every new member must complete to move from applicant to Full Member. Include explicit consent steps and any tooling/access provisioning required.</w:t>
+        <w:t xml:space="preserve">Liste die geordneten Schritte auf, die jedes neue Mitglied durchlaufen muss, um von der bewerbenden zur vollwertigen Person zu werden. Füge explizite Zustimmungsschritte und alle erforderlichen Werkzeug-/Zugangsbereitstellungen hinzu.</w:t>
       </w:r>
     </w:p>
     <w:p>
@@ -551,7 +539,7 @@
           <w:i/>
           <w:iCs/>
         </w:rPr>
-        <w:t xml:space="preserve">&lt;Step 1, e.g. review all Layer 0–6 artifacts and this onboarding protocol.&gt;</w:t>
+        <w:t xml:space="preserve">&lt;Schritt 1, z. B. alle Artefakte der Schichten 0–6 und dieses Onboarding-Protokoll durchsehen.&gt;</w:t>
       </w:r>
     </w:p>
     <w:p>
@@ -567,7 +555,7 @@
           <w:i/>
           <w:iCs/>
         </w:rPr>
-        <w:t xml:space="preserve">&lt;Step 2, e.g. explicitly consent to the Membership Agreement and Layer 0 identity constraints.&gt;</w:t>
+        <w:t xml:space="preserve">&lt;Schritt 2, z. B. der Mitgliedschaftsvereinbarung und den Identitätsbeschränkungen aus Schicht 0 ausdrücklich zustimmen.&gt;</w:t>
       </w:r>
     </w:p>
     <w:p>
@@ -583,7 +571,7 @@
           <w:i/>
           <w:iCs/>
         </w:rPr>
-        <w:t xml:space="preserve">&lt;Step 3, e.g. set up required tooling (wallet, accounts, identity).&gt;</w:t>
+        <w:t xml:space="preserve">&lt;Schritt 3, z. B. erforderliche Werkzeuge einrichten (Wallet, Konten, Identität).&gt;</w:t>
       </w:r>
     </w:p>
     <w:p>
@@ -599,7 +587,7 @@
           <w:i/>
           <w:iCs/>
         </w:rPr>
-        <w:t xml:space="preserve">&lt;Step 4, e.g. join member-only communication channels.&gt;</w:t>
+        <w:t xml:space="preserve">&lt;Schritt 4, z. B. den mitgliederexklusiven Kommunikationskanälen beitreten.&gt;</w:t>
       </w:r>
     </w:p>
     <w:p>
@@ -615,7 +603,7 @@
           <w:i/>
           <w:iCs/>
         </w:rPr>
-        <w:t xml:space="preserve">&lt;Step 5, e.g. be granted any required permissions for governance participation.&gt;</w:t>
+        <w:t xml:space="preserve">&lt;Schritt 5, z. B. erforderliche Berechtigungen für die Governance-Teilnahme erhalten.&gt;</w:t>
       </w:r>
     </w:p>
     <w:p>
@@ -631,17 +619,17 @@
           <w:i/>
           <w:iCs/>
         </w:rPr>
-        <w:t xml:space="preserve">&lt;Step 6, e.g. onboarding completion recorded — membership state transitions to Full Member.&gt;</w:t>
+        <w:t xml:space="preserve">&lt;Schritt 6, z. B. Onboarding-Abschluss dokumentiert — Mitgliedschaftsstatus wechselt zu Vollmitglied.&gt;</w:t>
       </w:r>
     </w:p>
     <w:bookmarkEnd w:id="18"/>
-    <w:bookmarkStart w:id="20" w:name="initial-membership-state"/>
+    <w:bookmarkStart w:id="20" w:name="anfänglicher-mitgliedschaftsstatus"/>
     <w:p>
       <w:pPr>
         <w:pStyle w:val="Heading2"/>
       </w:pPr>
       <w:r>
-        <w:t xml:space="preserve">Initial Membership State</w:t>
+        <w:t xml:space="preserve">Anfänglicher Mitgliedschaftsstatus</w:t>
       </w:r>
     </w:p>
     <w:p>
@@ -653,7 +641,7 @@
           <w:i/>
           <w:iCs/>
         </w:rPr>
-        <w:t xml:space="preserve">RCOS clauses:</w:t>
+        <w:t xml:space="preserve">RCOS-Klauseln:</w:t>
       </w:r>
       <w:r>
         <w:rPr>
@@ -706,7 +694,7 @@
           <w:b/>
           <w:bCs/>
         </w:rPr>
-        <w:t xml:space="preserve">Begründung — Why assign a state at the end of onboarding</w:t>
+        <w:t xml:space="preserve">Begründung — Warum am Ende des Onboardings einen Status zuweisen</w:t>
       </w:r>
     </w:p>
     <w:p>
@@ -714,31 +702,7 @@
         <w:pStyle w:val="BlockText"/>
       </w:pPr>
       <w:r>
-        <w:t xml:space="preserve">Between</w:t>
-      </w:r>
-      <w:r>
-        <w:t xml:space="preserve"> </w:t>
-      </w:r>
-      <w:r>
-        <w:t xml:space="preserve">“applicant approved”</w:t>
-      </w:r>
-      <w:r>
-        <w:t xml:space="preserve"> </w:t>
-      </w:r>
-      <w:r>
-        <w:t xml:space="preserve">and</w:t>
-      </w:r>
-      <w:r>
-        <w:t xml:space="preserve"> </w:t>
-      </w:r>
-      <w:r>
-        <w:t xml:space="preserve">“fully integrated”</w:t>
-      </w:r>
-      <w:r>
-        <w:t xml:space="preserve"> </w:t>
-      </w:r>
-      <w:r>
-        <w:t xml:space="preserve">there is a real gap — permissions, access, and expectations all change. Declaring the exact state a new member holds at each step removes ambiguity about what they can do right now, and prevents unintentional grants of rights before onboarding is complete.</w:t>
+        <w:t xml:space="preserve">Zwischen „Bewerbung genehmigt“ und „vollständig integriert“ gibt es eine echte Lücke — Berechtigungen, Zugang und Erwartungen ändern sich. Wenn du den genauen Status festlegst, den ein neues Mitglied in jedem Schritt innehat, beseitigst du Unklarheiten darüber, was es gerade tun darf, und verhinderst unbeabsichtigte Rechtevergaben, bevor das Onboarding abgeschlossen ist.</w:t>
       </w:r>
     </w:p>
     <w:p>
@@ -750,7 +714,7 @@
           <w:b/>
           <w:bCs/>
         </w:rPr>
-        <w:t xml:space="preserve">Anleitung — How to fill this in</w:t>
+        <w:t xml:space="preserve">Anleitung — Wie du das ausfüllst</w:t>
       </w:r>
     </w:p>
     <w:p>
@@ -758,7 +722,7 @@
         <w:pStyle w:val="BlockText"/>
       </w:pPr>
       <w:r>
-        <w:t xml:space="preserve">State the membership states a member transitions through during onboarding, and what triggers each transition. Reference the Membership State Registry.</w:t>
+        <w:t xml:space="preserve">Gib die Mitgliedschaftsstatus an, die ein Mitglied während des Onboardings durchläuft, und was jeden Übergang auslöst. Verweise auf das Mitgliedschaftsstatus-Register.</w:t>
       </w:r>
     </w:p>
     <w:p>
@@ -770,17 +734,17 @@
         </w:numPr>
       </w:pPr>
       <w:r>
-        <w:t xml:space="preserve">On approval:</w:t>
-      </w:r>
-      <w:r>
-        <w:t xml:space="preserve"> </w:t>
-      </w:r>
-      <w:r>
-        <w:rPr>
-          <w:i/>
-          <w:iCs/>
-        </w:rPr>
-        <w:t xml:space="preserve">&lt;e.g. Trial Member.&gt;</w:t>
+        <w:t xml:space="preserve">Bei Genehmigung:</w:t>
+      </w:r>
+      <w:r>
+        <w:t xml:space="preserve"> </w:t>
+      </w:r>
+      <w:r>
+        <w:rPr>
+          <w:i/>
+          <w:iCs/>
+        </w:rPr>
+        <w:t xml:space="preserve">&lt;z. B. Probemitglied.&gt;</w:t>
       </w:r>
     </w:p>
     <w:p>
@@ -792,27 +756,27 @@
         </w:numPr>
       </w:pPr>
       <w:r>
-        <w:t xml:space="preserve">On onboarding completion:</w:t>
-      </w:r>
-      <w:r>
-        <w:t xml:space="preserve"> </w:t>
-      </w:r>
-      <w:r>
-        <w:rPr>
-          <w:i/>
-          <w:iCs/>
-        </w:rPr>
-        <w:t xml:space="preserve">&lt;e.g. Full Member (automatic upon completion).&gt;</w:t>
+        <w:t xml:space="preserve">Bei Onboarding-Abschluss:</w:t>
+      </w:r>
+      <w:r>
+        <w:t xml:space="preserve"> </w:t>
+      </w:r>
+      <w:r>
+        <w:rPr>
+          <w:i/>
+          <w:iCs/>
+        </w:rPr>
+        <w:t xml:space="preserve">&lt;z. B. Vollmitglied (automatisch bei Abschluss).&gt;</w:t>
       </w:r>
     </w:p>
     <w:bookmarkEnd w:id="20"/>
-    <w:bookmarkStart w:id="21" w:name="trial-and-evaluation"/>
+    <w:bookmarkStart w:id="21" w:name="probezeit-und-bewertung"/>
     <w:p>
       <w:pPr>
         <w:pStyle w:val="Heading2"/>
       </w:pPr>
       <w:r>
-        <w:t xml:space="preserve">Trial and Evaluation</w:t>
+        <w:t xml:space="preserve">Probezeit und Bewertung</w:t>
       </w:r>
     </w:p>
     <w:p>
@@ -824,7 +788,7 @@
           <w:i/>
           <w:iCs/>
         </w:rPr>
-        <w:t xml:space="preserve">RCOS clauses:</w:t>
+        <w:t xml:space="preserve">RCOS-Klauseln:</w:t>
       </w:r>
       <w:r>
         <w:rPr>
@@ -925,7 +889,7 @@
           <w:b/>
           <w:bCs/>
         </w:rPr>
-        <w:t xml:space="preserve">Begründung — Why bound the trial period</w:t>
+        <w:t xml:space="preserve">Begründung — Warum die Probezeit begrenzen</w:t>
       </w:r>
     </w:p>
     <w:p>
@@ -933,7 +897,7 @@
         <w:pStyle w:val="BlockText"/>
       </w:pPr>
       <w:r>
-        <w:t xml:space="preserve">An unbounded trial is a second-class membership that never ends — all obligations, fewer rights. Fixing the duration, the criteria, and the failure path forces a decision point: either the new member transitions into full standing or a defined exit runs. It prevents the trial state from becoming a permanent holding pen.</w:t>
+        <w:t xml:space="preserve">Eine unbegrenzte Probezeit ist eine Mitgliedschaft zweiter Klasse, die nie endet — alle Pflichten, weniger Rechte. Dauer, Kriterien und den Pfad bei Nichtbestehen festzulegen erzwingt einen Entscheidungspunkt: Entweder geht das neue Mitglied in den vollen Status über, oder ein definierter Austrittsprozess wird ausgelöst. Das verhindert, dass die Probezeit zu einem dauerhaften Wartezustand wird.</w:t>
       </w:r>
     </w:p>
     <w:p>
@@ -945,7 +909,7 @@
           <w:b/>
           <w:bCs/>
         </w:rPr>
-        <w:t xml:space="preserve">Anleitung — How to fill this in</w:t>
+        <w:t xml:space="preserve">Anleitung — Wie du das ausfüllst</w:t>
       </w:r>
     </w:p>
     <w:p>
@@ -953,7 +917,7 @@
         <w:pStyle w:val="BlockText"/>
       </w:pPr>
       <w:r>
-        <w:t xml:space="preserve">Define the duration, evaluation criteria, transition decision, grace period, failure path, and any extension rules. Trial rights are defined in the Membership State Registry.</w:t>
+        <w:t xml:space="preserve">Lege Dauer, Bewertungskriterien, Übergangsentscheidung, Nachfrist, Pfad bei Nichtbestehen und etwaige Verlängerungsregeln fest. Proberechte werden im Mitgliedschaftsstatus-Register definiert.</w:t>
       </w:r>
     </w:p>
     <w:p>
@@ -969,17 +933,17 @@
           <w:b/>
           <w:bCs/>
         </w:rPr>
-        <w:t xml:space="preserve">Duration:</w:t>
-      </w:r>
-      <w:r>
-        <w:t xml:space="preserve"> </w:t>
-      </w:r>
-      <w:r>
-        <w:rPr>
-          <w:i/>
-          <w:iCs/>
-        </w:rPr>
-        <w:t xml:space="preserve">&lt;e.g. 30 days from approval.&gt;</w:t>
+        <w:t xml:space="preserve">Dauer:</w:t>
+      </w:r>
+      <w:r>
+        <w:t xml:space="preserve"> </w:t>
+      </w:r>
+      <w:r>
+        <w:rPr>
+          <w:i/>
+          <w:iCs/>
+        </w:rPr>
+        <w:t xml:space="preserve">&lt;z. B. 30 Tage ab Genehmigung.&gt;</w:t>
       </w:r>
     </w:p>
     <w:p>
@@ -995,17 +959,17 @@
           <w:b/>
           <w:bCs/>
         </w:rPr>
-        <w:t xml:space="preserve">Evaluation criteria:</w:t>
-      </w:r>
-      <w:r>
-        <w:t xml:space="preserve"> </w:t>
-      </w:r>
-      <w:r>
-        <w:rPr>
-          <w:i/>
-          <w:iCs/>
-        </w:rPr>
-        <w:t xml:space="preserve">&lt;e.g. all onboarding steps completed and recorded.&gt;</w:t>
+        <w:t xml:space="preserve">Bewertungskriterien:</w:t>
+      </w:r>
+      <w:r>
+        <w:t xml:space="preserve"> </w:t>
+      </w:r>
+      <w:r>
+        <w:rPr>
+          <w:i/>
+          <w:iCs/>
+        </w:rPr>
+        <w:t xml:space="preserve">&lt;z. B. alle Onboarding-Schritte abgeschlossen und dokumentiert.&gt;</w:t>
       </w:r>
     </w:p>
     <w:p>
@@ -1021,17 +985,17 @@
           <w:b/>
           <w:bCs/>
         </w:rPr>
-        <w:t xml:space="preserve">Transition decision:</w:t>
-      </w:r>
-      <w:r>
-        <w:t xml:space="preserve"> </w:t>
-      </w:r>
-      <w:r>
-        <w:rPr>
-          <w:i/>
-          <w:iCs/>
-        </w:rPr>
-        <w:t xml:space="preserve">&lt;e.g. automatic on completion; or vote-based.&gt;</w:t>
+        <w:t xml:space="preserve">Übergangsentscheidung:</w:t>
+      </w:r>
+      <w:r>
+        <w:t xml:space="preserve"> </w:t>
+      </w:r>
+      <w:r>
+        <w:rPr>
+          <w:i/>
+          <w:iCs/>
+        </w:rPr>
+        <w:t xml:space="preserve">&lt;z. B. automatisch bei Abschluss; oder abstimmungsbasiert.&gt;</w:t>
       </w:r>
     </w:p>
     <w:p>
@@ -1047,17 +1011,17 @@
           <w:b/>
           <w:bCs/>
         </w:rPr>
-        <w:t xml:space="preserve">Grace period:</w:t>
-      </w:r>
-      <w:r>
-        <w:t xml:space="preserve"> </w:t>
-      </w:r>
-      <w:r>
-        <w:rPr>
-          <w:i/>
-          <w:iCs/>
-        </w:rPr>
-        <w:t xml:space="preserve">&lt;e.g. additional X days if onboarding not complete on time.&gt;</w:t>
+        <w:t xml:space="preserve">Nachfrist:</w:t>
+      </w:r>
+      <w:r>
+        <w:t xml:space="preserve"> </w:t>
+      </w:r>
+      <w:r>
+        <w:rPr>
+          <w:i/>
+          <w:iCs/>
+        </w:rPr>
+        <w:t xml:space="preserve">&lt;z. B. zusätzliche X Tage, falls Onboarding nicht rechtzeitig abgeschlossen.&gt;</w:t>
       </w:r>
     </w:p>
     <w:p>
@@ -1073,17 +1037,17 @@
           <w:b/>
           <w:bCs/>
         </w:rPr>
-        <w:t xml:space="preserve">Failure to complete:</w:t>
-      </w:r>
-      <w:r>
-        <w:t xml:space="preserve"> </w:t>
-      </w:r>
-      <w:r>
-        <w:rPr>
-          <w:i/>
-          <w:iCs/>
-        </w:rPr>
-        <w:t xml:space="preserve">&lt;e.g. exit process triggered automatically after total period elapses.&gt;</w:t>
+        <w:t xml:space="preserve">Nichtabschluss:</w:t>
+      </w:r>
+      <w:r>
+        <w:t xml:space="preserve"> </w:t>
+      </w:r>
+      <w:r>
+        <w:rPr>
+          <w:i/>
+          <w:iCs/>
+        </w:rPr>
+        <w:t xml:space="preserve">&lt;z. B. Austrittsprozess wird automatisch nach Ablauf der Gesamtfrist ausgelöst.&gt;</w:t>
       </w:r>
     </w:p>
     <w:p>
@@ -1099,17 +1063,17 @@
           <w:b/>
           <w:bCs/>
         </w:rPr>
-        <w:t xml:space="preserve">Extension:</w:t>
-      </w:r>
-      <w:r>
-        <w:t xml:space="preserve"> </w:t>
-      </w:r>
-      <w:r>
-        <w:rPr>
-          <w:i/>
-          <w:iCs/>
-        </w:rPr>
-        <w:t xml:space="preserve">&lt;e.g. one-time X-day extension on request.&gt;</w:t>
+        <w:t xml:space="preserve">Verlängerung:</w:t>
+      </w:r>
+      <w:r>
+        <w:t xml:space="preserve"> </w:t>
+      </w:r>
+      <w:r>
+        <w:rPr>
+          <w:i/>
+          <w:iCs/>
+        </w:rPr>
+        <w:t xml:space="preserve">&lt;z. B. einmalige X-Tage-Verlängerung auf Anfrage.&gt;</w:t>
       </w:r>
     </w:p>
     <w:p>
@@ -1125,7 +1089,7 @@
           <w:b/>
           <w:bCs/>
         </w:rPr>
-        <w:t xml:space="preserve">Rights during trial:</w:t>
+        <w:t xml:space="preserve">Rechte während der Probezeit:</w:t>
       </w:r>
       <w:r>
         <w:t xml:space="preserve"> </w:t>
@@ -1144,27 +1108,27 @@
           <w:b/>
           <w:bCs/>
         </w:rPr>
-        <w:t xml:space="preserve">Re-application block:</w:t>
-      </w:r>
-      <w:r>
-        <w:t xml:space="preserve"> </w:t>
-      </w:r>
-      <w:r>
-        <w:rPr>
-          <w:i/>
-          <w:iCs/>
-        </w:rPr>
-        <w:t xml:space="preserve">&lt;e.g. members exited due to incomplete onboarding may not reapply for X months.&gt;</w:t>
+        <w:t xml:space="preserve">Wiederbewerb-Sperre:</w:t>
+      </w:r>
+      <w:r>
+        <w:t xml:space="preserve"> </w:t>
+      </w:r>
+      <w:r>
+        <w:rPr>
+          <w:i/>
+          <w:iCs/>
+        </w:rPr>
+        <w:t xml:space="preserve">&lt;z. B. Mitglieder, die wegen unvollständigem Onboarding ausgetreten sind, dürfen sich X Monate lang nicht erneut bewerben.&gt;</w:t>
       </w:r>
     </w:p>
     <w:bookmarkEnd w:id="21"/>
-    <w:bookmarkStart w:id="22" w:name="completion-record"/>
+    <w:bookmarkStart w:id="22" w:name="abschlussnachweis"/>
     <w:p>
       <w:pPr>
         <w:pStyle w:val="Heading2"/>
       </w:pPr>
       <w:r>
-        <w:t xml:space="preserve">Completion Record</w:t>
+        <w:t xml:space="preserve">Abschlussnachweis</w:t>
       </w:r>
     </w:p>
     <w:p>
@@ -1176,7 +1140,7 @@
           <w:i/>
           <w:iCs/>
         </w:rPr>
-        <w:t xml:space="preserve">RCOS clauses:</w:t>
+        <w:t xml:space="preserve">RCOS-Klauseln:</w:t>
       </w:r>
       <w:r>
         <w:rPr>
@@ -1205,7 +1169,7 @@
           <w:b/>
           <w:bCs/>
         </w:rPr>
-        <w:t xml:space="preserve">Begründung — Why keep the record permanent</w:t>
+        <w:t xml:space="preserve">Begründung — Warum den Nachweis dauerhaft aufbewahren</w:t>
       </w:r>
     </w:p>
     <w:p>
@@ -1213,19 +1177,7 @@
         <w:pStyle w:val="BlockText"/>
       </w:pPr>
       <w:r>
-        <w:t xml:space="preserve">The completion record is the evidence that a member consented to a specific version of the rules on a specific date. Losing or editing it would make it impossible to answer, months or years later,</w:t>
-      </w:r>
-      <w:r>
-        <w:t xml:space="preserve"> </w:t>
-      </w:r>
-      <w:r>
-        <w:t xml:space="preserve">“what exactly did they agree to?”</w:t>
-      </w:r>
-      <w:r>
-        <w:t xml:space="preserve"> </w:t>
-      </w:r>
-      <w:r>
-        <w:t xml:space="preserve">— which is the only question that matters when a dispute arrives.</w:t>
+        <w:t xml:space="preserve">Der Abschlussnachweis ist der Beleg dafür, dass ein Mitglied einer bestimmten Version der Regeln an einem bestimmten Datum zugestimmt hat. Ihn zu verlieren oder zu bearbeiten würde es unmöglich machen, Monate oder Jahre später die Frage zu beantworten: „Was genau hat die Person zugestimmt?“ — und das ist die einzige Frage, die zählt, wenn ein Streitfall eintritt.</w:t>
       </w:r>
     </w:p>
     <w:p>
@@ -1237,7 +1189,7 @@
           <w:b/>
           <w:bCs/>
         </w:rPr>
-        <w:t xml:space="preserve">Anleitung — How to fill this in</w:t>
+        <w:t xml:space="preserve">Anleitung — Wie du das ausfüllst</w:t>
       </w:r>
     </w:p>
     <w:p>
@@ -1245,7 +1197,7 @@
         <w:pStyle w:val="BlockText"/>
       </w:pPr>
       <w:r>
-        <w:t xml:space="preserve">State where the completion record is kept, what it captures (timestamp, artifact versions consented to), and the retention rule.</w:t>
+        <w:t xml:space="preserve">Gib an, wo der Abschlussnachweis aufbewahrt wird, was er erfasst (Zeitstempel, Versionen der zugestimmten Artefakte) und welche Aufbewahrungsregel gilt.</w:t>
       </w:r>
     </w:p>
     <w:p>
@@ -1257,7 +1209,7 @@
           <w:i/>
           <w:iCs/>
         </w:rPr>
-        <w:t xml:space="preserve">&lt;Description of the onboarding completion record — where it lives, what it captures, and that it is retained permanently after exit.&gt;</w:t>
+        <w:t xml:space="preserve">&lt;Beschreibung des Onboarding-Abschlussnachweises — wo er gespeichert ist, was er erfasst und dass er auch nach einem Austritt dauerhaft aufbewahrt wird.&gt;</w:t>
       </w:r>
     </w:p>
     <w:p>
@@ -1268,13 +1220,13 @@
       </w:r>
     </w:p>
     <w:bookmarkEnd w:id="22"/>
-    <w:bookmarkStart w:id="23" w:name="ratification-record"/>
+    <w:bookmarkStart w:id="23" w:name="ratifizierungsnachweis"/>
     <w:p>
       <w:pPr>
         <w:pStyle w:val="Heading2"/>
       </w:pPr>
       <w:r>
-        <w:t xml:space="preserve">Ratification Record</w:t>
+        <w:t xml:space="preserve">Ratifizierungsnachweis</w:t>
       </w:r>
     </w:p>
     <w:p>
@@ -1290,7 +1242,7 @@
           <w:b/>
           <w:bCs/>
         </w:rPr>
-        <w:t xml:space="preserve">Adopted:</w:t>
+        <w:t xml:space="preserve">Verabschiedet:</w:t>
       </w:r>
       <w:r>
         <w:t xml:space="preserve"> </w:t>
@@ -1309,13 +1261,13 @@
           <w:b/>
           <w:bCs/>
         </w:rPr>
-        <w:t xml:space="preserve">Decision type:</w:t>
-      </w:r>
-      <w:r>
-        <w:t xml:space="preserve"> </w:t>
-      </w:r>
-      <w:r>
-        <w:t xml:space="preserve">Strategic</w:t>
+        <w:t xml:space="preserve">Entscheidungstyp:</w:t>
+      </w:r>
+      <w:r>
+        <w:t xml:space="preserve"> </w:t>
+      </w:r>
+      <w:r>
+        <w:t xml:space="preserve">Strategisch</w:t>
       </w:r>
     </w:p>
     <w:p>
@@ -1350,7 +1302,7 @@
           <w:b/>
           <w:bCs/>
         </w:rPr>
-        <w:t xml:space="preserve">Decision record:</w:t>
+        <w:t xml:space="preserve">Entscheidungsnachweis:</w:t>
       </w:r>
       <w:r>
         <w:t xml:space="preserve"> </w:t>

--- a/static/downloads/de/docx/layer-1/onboarding-protocol.docx
+++ b/static/downloads/de/docx/layer-1/onboarding-protocol.docx
@@ -87,7 +87,7 @@
         <w:t xml:space="preserve"> </w:t>
       </w:r>
       <w:r>
-        <w:t xml:space="preserve">2026-04-28</w:t>
+        <w:t xml:space="preserve">2026-04-29</w:t>
       </w:r>
     </w:p>
     <w:p>

--- a/static/downloads/de/docx/layer-1/onboarding-protocol.docx
+++ b/static/downloads/de/docx/layer-1/onboarding-protocol.docx
@@ -87,7 +87,7 @@
         <w:t xml:space="preserve"> </w:t>
       </w:r>
       <w:r>
-        <w:t xml:space="preserve">2026-06-26</w:t>
+        <w:t xml:space="preserve">2026-07-07</w:t>
       </w:r>
     </w:p>
     <w:p>
@@ -321,8 +321,14 @@
     </w:p>
     <w:p>
       <w:pPr>
-        <w:pStyle w:val="BlockText"/>
-      </w:pPr>
+        <w:pStyle w:val="BodyText"/>
+      </w:pPr>
+      <w:r>
+        <w:t xml:space="preserve">&gt;</w:t>
+      </w:r>
+      <w:r>
+        <w:t xml:space="preserve"> </w:t>
+      </w:r>
       <w:r>
         <w:rPr>
           <w:b/>
@@ -330,19 +336,29 @@
         </w:rPr>
         <w:t xml:space="preserve">Begründung — Warum festhalten, wer aufgenommen wird</w:t>
       </w:r>
-    </w:p>
-    <w:p>
-      <w:pPr>
-        <w:pStyle w:val="BlockText"/>
-      </w:pPr>
-      <w:r>
-        <w:t xml:space="preserve">Die Aufnahme ist der Moment, in dem eine fremde Person an die Regeln der Gemeinschaft gebunden — und durch sie geschützt — wird. Wenn die Kriterien informell sind, hängt die Entscheidung davon ab, wer die bewerbende Person zufällig sympathisch findet. Schriftliche Kriterien machen die Aufnahme zu einem Governance-Akt statt zu einem sozialen Gefallen und machen eine Ablehnung mit Gründen vertretbar, auf die die Gemeinschaft verweisen kann.</w:t>
-      </w:r>
-    </w:p>
-    <w:p>
-      <w:pPr>
-        <w:pStyle w:val="BlockText"/>
-      </w:pPr>
+      <w:r>
+        <w:t xml:space="preserve"> </w:t>
+      </w:r>
+      <w:r>
+        <w:t xml:space="preserve">&gt;</w:t>
+      </w:r>
+      <w:r>
+        <w:t xml:space="preserve"> </w:t>
+      </w:r>
+      <w:r>
+        <w:t xml:space="preserve">&gt; Die Aufnahme ist der Moment, in dem eine fremde Person an die Regeln der Gemeinschaft gebunden — und durch sie geschützt — wird. Wenn die Kriterien informell sind, hängt die Entscheidung davon ab, wer die bewerbende Person zufällig sympathisch findet. Schriftliche Kriterien machen die Aufnahme zu einem Governance-Akt statt zu einem sozialen Gefallen und machen eine Ablehnung mit Gründen vertretbar, auf die die Gemeinschaft verweisen kann.</w:t>
+      </w:r>
+    </w:p>
+    <w:p>
+      <w:pPr>
+        <w:pStyle w:val="BodyText"/>
+      </w:pPr>
+      <w:r>
+        <w:t xml:space="preserve">&gt;</w:t>
+      </w:r>
+      <w:r>
+        <w:t xml:space="preserve"> </w:t>
+      </w:r>
       <w:r>
         <w:rPr>
           <w:b/>
@@ -350,13 +366,17 @@
         </w:rPr>
         <w:t xml:space="preserve">Anleitung — Wie du das ausfüllst</w:t>
       </w:r>
-    </w:p>
-    <w:p>
-      <w:pPr>
-        <w:pStyle w:val="BlockText"/>
-      </w:pPr>
-      <w:r>
-        <w:t xml:space="preserve">Formuliere die expliziten Bedingungen, unter denen eine bewerbende Person aufgenommen werden kann. Jedes Kriterium sollte anhand der Bewerbung selbst oder einer externen Prüfung überprüfbar sein.</w:t>
+      <w:r>
+        <w:t xml:space="preserve"> </w:t>
+      </w:r>
+      <w:r>
+        <w:t xml:space="preserve">&gt;</w:t>
+      </w:r>
+      <w:r>
+        <w:t xml:space="preserve"> </w:t>
+      </w:r>
+      <w:r>
+        <w:t xml:space="preserve">&gt; Formuliere die expliziten Bedingungen, unter denen eine bewerbende Person aufgenommen werden kann. Jedes Kriterium sollte anhand der Bewerbung selbst oder einer externen Prüfung überprüfbar sein.</w:t>
       </w:r>
     </w:p>
     <w:p>
@@ -488,8 +508,14 @@
     </w:p>
     <w:p>
       <w:pPr>
-        <w:pStyle w:val="BlockText"/>
-      </w:pPr>
+        <w:pStyle w:val="BodyText"/>
+      </w:pPr>
+      <w:r>
+        <w:t xml:space="preserve">&gt;</w:t>
+      </w:r>
+      <w:r>
+        <w:t xml:space="preserve"> </w:t>
+      </w:r>
       <w:r>
         <w:rPr>
           <w:b/>
@@ -497,19 +523,29 @@
         </w:rPr>
         <w:t xml:space="preserve">Begründung — Warum den Prozess als feste Abfolge gestalten</w:t>
       </w:r>
-    </w:p>
-    <w:p>
-      <w:pPr>
-        <w:pStyle w:val="BlockText"/>
-      </w:pPr>
-      <w:r>
-        <w:t xml:space="preserve">Zustimmung zu Governance bedeutet nur dann etwas, wenn das Mitglied die Governance tatsächlich gesehen hat. Eine feste Abfolge — Prüfung, Zustimmung, technisches Setup — stellt sicher, dass jedes Vollmitglied die gleiche Schwelle in der gleichen Reihenfolge überschritten hat, sodass niemand volle Rechte erhält, ohne die damit verbundenen Einschränkungen kennengelernt zu haben.</w:t>
-      </w:r>
-    </w:p>
-    <w:p>
-      <w:pPr>
-        <w:pStyle w:val="BlockText"/>
-      </w:pPr>
+      <w:r>
+        <w:t xml:space="preserve"> </w:t>
+      </w:r>
+      <w:r>
+        <w:t xml:space="preserve">&gt;</w:t>
+      </w:r>
+      <w:r>
+        <w:t xml:space="preserve"> </w:t>
+      </w:r>
+      <w:r>
+        <w:t xml:space="preserve">&gt; Zustimmung zu Governance bedeutet nur dann etwas, wenn das Mitglied die Governance tatsächlich gesehen hat. Eine feste Abfolge — Prüfung, Zustimmung, technisches Setup — stellt sicher, dass jedes Vollmitglied die gleiche Schwelle in der gleichen Reihenfolge überschritten hat, sodass niemand volle Rechte erhält, ohne die damit verbundenen Einschränkungen kennengelernt zu haben.</w:t>
+      </w:r>
+    </w:p>
+    <w:p>
+      <w:pPr>
+        <w:pStyle w:val="BodyText"/>
+      </w:pPr>
+      <w:r>
+        <w:t xml:space="preserve">&gt;</w:t>
+      </w:r>
+      <w:r>
+        <w:t xml:space="preserve"> </w:t>
+      </w:r>
       <w:r>
         <w:rPr>
           <w:b/>
@@ -517,13 +553,17 @@
         </w:rPr>
         <w:t xml:space="preserve">Anleitung — Wie du das ausfüllst</w:t>
       </w:r>
-    </w:p>
-    <w:p>
-      <w:pPr>
-        <w:pStyle w:val="BlockText"/>
-      </w:pPr>
-      <w:r>
-        <w:t xml:space="preserve">Liste die geordneten Schritte auf, die jedes neue Mitglied durchlaufen muss, um von der bewerbenden zur vollwertigen Person zu werden. Füge explizite Zustimmungsschritte und alle erforderlichen Werkzeug-/Zugangsbereitstellungen hinzu.</w:t>
+      <w:r>
+        <w:t xml:space="preserve"> </w:t>
+      </w:r>
+      <w:r>
+        <w:t xml:space="preserve">&gt;</w:t>
+      </w:r>
+      <w:r>
+        <w:t xml:space="preserve"> </w:t>
+      </w:r>
+      <w:r>
+        <w:t xml:space="preserve">&gt; Liste die geordneten Schritte auf, die jedes neue Mitglied durchlaufen muss, um von der bewerbenden zur vollwertigen Person zu werden. Füge explizite Zustimmungsschritte und alle erforderlichen Werkzeug-/Zugangsbereitstellungen hinzu.</w:t>
       </w:r>
     </w:p>
     <w:p>
@@ -687,8 +727,14 @@
     </w:p>
     <w:p>
       <w:pPr>
-        <w:pStyle w:val="BlockText"/>
-      </w:pPr>
+        <w:pStyle w:val="BodyText"/>
+      </w:pPr>
+      <w:r>
+        <w:t xml:space="preserve">&gt;</w:t>
+      </w:r>
+      <w:r>
+        <w:t xml:space="preserve"> </w:t>
+      </w:r>
       <w:r>
         <w:rPr>
           <w:b/>
@@ -696,19 +742,29 @@
         </w:rPr>
         <w:t xml:space="preserve">Begründung — Warum am Ende des Onboardings einen Status zuweisen</w:t>
       </w:r>
-    </w:p>
-    <w:p>
-      <w:pPr>
-        <w:pStyle w:val="BlockText"/>
-      </w:pPr>
-      <w:r>
-        <w:t xml:space="preserve">Zwischen „Bewerbung genehmigt“ und „vollständig integriert“ gibt es eine echte Lücke — Berechtigungen, Zugang und Erwartungen ändern sich. Wenn du den genauen Status festlegst, den ein neues Mitglied in jedem Schritt innehat, beseitigst du Unklarheiten darüber, was es gerade tun darf, und verhinderst unbeabsichtigte Rechtevergaben, bevor das Onboarding abgeschlossen ist.</w:t>
-      </w:r>
-    </w:p>
-    <w:p>
-      <w:pPr>
-        <w:pStyle w:val="BlockText"/>
-      </w:pPr>
+      <w:r>
+        <w:t xml:space="preserve"> </w:t>
+      </w:r>
+      <w:r>
+        <w:t xml:space="preserve">&gt;</w:t>
+      </w:r>
+      <w:r>
+        <w:t xml:space="preserve"> </w:t>
+      </w:r>
+      <w:r>
+        <w:t xml:space="preserve">&gt; Zwischen „Bewerbung genehmigt“ und „vollständig integriert“ gibt es eine echte Lücke — Berechtigungen, Zugang und Erwartungen ändern sich. Wenn du den genauen Status festlegst, den ein neues Mitglied in jedem Schritt innehat, beseitigst du Unklarheiten darüber, was es gerade tun darf, und verhinderst unbeabsichtigte Rechtevergaben, bevor das Onboarding abgeschlossen ist.</w:t>
+      </w:r>
+    </w:p>
+    <w:p>
+      <w:pPr>
+        <w:pStyle w:val="BodyText"/>
+      </w:pPr>
+      <w:r>
+        <w:t xml:space="preserve">&gt;</w:t>
+      </w:r>
+      <w:r>
+        <w:t xml:space="preserve"> </w:t>
+      </w:r>
       <w:r>
         <w:rPr>
           <w:b/>
@@ -716,13 +772,17 @@
         </w:rPr>
         <w:t xml:space="preserve">Anleitung — Wie du das ausfüllst</w:t>
       </w:r>
-    </w:p>
-    <w:p>
-      <w:pPr>
-        <w:pStyle w:val="BlockText"/>
-      </w:pPr>
-      <w:r>
-        <w:t xml:space="preserve">Gib die Mitgliedschaftsstatus an, die ein Mitglied während des Onboardings durchläuft, und was jeden Übergang auslöst. Verweise auf das Mitgliedschaftsstatus-Register.</w:t>
+      <w:r>
+        <w:t xml:space="preserve"> </w:t>
+      </w:r>
+      <w:r>
+        <w:t xml:space="preserve">&gt;</w:t>
+      </w:r>
+      <w:r>
+        <w:t xml:space="preserve"> </w:t>
+      </w:r>
+      <w:r>
+        <w:t xml:space="preserve">&gt; Gib die Mitgliedschaftsstatus an, die ein Mitglied während des Onboardings durchläuft, und was jeden Übergang auslöst. Verweise auf das Mitgliedschaftsstatus-Register.</w:t>
       </w:r>
     </w:p>
     <w:p>
@@ -882,8 +942,14 @@
     </w:p>
     <w:p>
       <w:pPr>
-        <w:pStyle w:val="BlockText"/>
-      </w:pPr>
+        <w:pStyle w:val="BodyText"/>
+      </w:pPr>
+      <w:r>
+        <w:t xml:space="preserve">&gt;</w:t>
+      </w:r>
+      <w:r>
+        <w:t xml:space="preserve"> </w:t>
+      </w:r>
       <w:r>
         <w:rPr>
           <w:b/>
@@ -891,19 +957,29 @@
         </w:rPr>
         <w:t xml:space="preserve">Begründung — Warum die Probezeit begrenzen</w:t>
       </w:r>
-    </w:p>
-    <w:p>
-      <w:pPr>
-        <w:pStyle w:val="BlockText"/>
-      </w:pPr>
-      <w:r>
-        <w:t xml:space="preserve">Eine unbegrenzte Probezeit ist eine Mitgliedschaft zweiter Klasse, die nie endet — alle Pflichten, weniger Rechte. Dauer, Kriterien und den Pfad bei Nichtbestehen festzulegen erzwingt einen Entscheidungspunkt: Entweder geht das neue Mitglied in den vollen Status über, oder ein definierter Austrittsprozess wird ausgelöst. Das verhindert, dass die Probezeit zu einem dauerhaften Wartezustand wird.</w:t>
-      </w:r>
-    </w:p>
-    <w:p>
-      <w:pPr>
-        <w:pStyle w:val="BlockText"/>
-      </w:pPr>
+      <w:r>
+        <w:t xml:space="preserve"> </w:t>
+      </w:r>
+      <w:r>
+        <w:t xml:space="preserve">&gt;</w:t>
+      </w:r>
+      <w:r>
+        <w:t xml:space="preserve"> </w:t>
+      </w:r>
+      <w:r>
+        <w:t xml:space="preserve">&gt; Eine unbegrenzte Probezeit ist eine Mitgliedschaft zweiter Klasse, die nie endet — alle Pflichten, weniger Rechte. Dauer, Kriterien und den Pfad bei Nichtbestehen festzulegen erzwingt einen Entscheidungspunkt: Entweder geht das neue Mitglied in den vollen Status über, oder ein definierter Austrittsprozess wird ausgelöst. Das verhindert, dass die Probezeit zu einem dauerhaften Wartezustand wird.</w:t>
+      </w:r>
+    </w:p>
+    <w:p>
+      <w:pPr>
+        <w:pStyle w:val="BodyText"/>
+      </w:pPr>
+      <w:r>
+        <w:t xml:space="preserve">&gt;</w:t>
+      </w:r>
+      <w:r>
+        <w:t xml:space="preserve"> </w:t>
+      </w:r>
       <w:r>
         <w:rPr>
           <w:b/>
@@ -911,13 +987,17 @@
         </w:rPr>
         <w:t xml:space="preserve">Anleitung — Wie du das ausfüllst</w:t>
       </w:r>
-    </w:p>
-    <w:p>
-      <w:pPr>
-        <w:pStyle w:val="BlockText"/>
-      </w:pPr>
-      <w:r>
-        <w:t xml:space="preserve">Lege Dauer, Bewertungskriterien, Übergangsentscheidung, Nachfrist, Pfad bei Nichtbestehen und etwaige Verlängerungsregeln fest. Proberechte werden im Mitgliedschaftsstatus-Register definiert.</w:t>
+      <w:r>
+        <w:t xml:space="preserve"> </w:t>
+      </w:r>
+      <w:r>
+        <w:t xml:space="preserve">&gt;</w:t>
+      </w:r>
+      <w:r>
+        <w:t xml:space="preserve"> </w:t>
+      </w:r>
+      <w:r>
+        <w:t xml:space="preserve">&gt; Lege Dauer, Bewertungskriterien, Übergangsentscheidung, Nachfrist, Pfad bei Nichtbestehen und etwaige Verlängerungsregeln fest. Proberechte werden im Mitgliedschaftsstatus-Register definiert.</w:t>
       </w:r>
     </w:p>
     <w:p>
@@ -1093,6 +1173,13 @@
       </w:r>
       <w:r>
         <w:t xml:space="preserve"> </w:t>
+      </w:r>
+      <w:r>
+        <w:rPr>
+          <w:i/>
+          <w:iCs/>
+        </w:rPr>
+        <w:t xml:space="preserve">&lt;Verweis auf das Mitgliedschaftsstatus-Register.&gt;</w:t>
       </w:r>
     </w:p>
     <w:p>
@@ -1162,8 +1249,14 @@
     </w:p>
     <w:p>
       <w:pPr>
-        <w:pStyle w:val="BlockText"/>
-      </w:pPr>
+        <w:pStyle w:val="BodyText"/>
+      </w:pPr>
+      <w:r>
+        <w:t xml:space="preserve">&gt;</w:t>
+      </w:r>
+      <w:r>
+        <w:t xml:space="preserve"> </w:t>
+      </w:r>
       <w:r>
         <w:rPr>
           <w:b/>
@@ -1171,19 +1264,29 @@
         </w:rPr>
         <w:t xml:space="preserve">Begründung — Warum den Nachweis dauerhaft aufbewahren</w:t>
       </w:r>
-    </w:p>
-    <w:p>
-      <w:pPr>
-        <w:pStyle w:val="BlockText"/>
-      </w:pPr>
-      <w:r>
-        <w:t xml:space="preserve">Der Abschlussnachweis ist der Beleg dafür, dass ein Mitglied einer bestimmten Version der Regeln an einem bestimmten Datum zugestimmt hat. Ihn zu verlieren oder zu bearbeiten würde es unmöglich machen, Monate oder Jahre später die Frage zu beantworten: „Was genau hat die Person zugestimmt?“ — und das ist die einzige Frage, die zählt, wenn ein Streitfall eintritt.</w:t>
-      </w:r>
-    </w:p>
-    <w:p>
-      <w:pPr>
-        <w:pStyle w:val="BlockText"/>
-      </w:pPr>
+      <w:r>
+        <w:t xml:space="preserve"> </w:t>
+      </w:r>
+      <w:r>
+        <w:t xml:space="preserve">&gt;</w:t>
+      </w:r>
+      <w:r>
+        <w:t xml:space="preserve"> </w:t>
+      </w:r>
+      <w:r>
+        <w:t xml:space="preserve">&gt; Der Abschlussnachweis ist der Beleg dafür, dass ein Mitglied einer bestimmten Version der Regeln an einem bestimmten Datum zugestimmt hat. Ihn zu verlieren oder zu bearbeiten würde es unmöglich machen, Monate oder Jahre später die Frage zu beantworten: „Was genau hat die Person zugestimmt?“ — und das ist die einzige Frage, die zählt, wenn ein Streitfall eintritt.</w:t>
+      </w:r>
+    </w:p>
+    <w:p>
+      <w:pPr>
+        <w:pStyle w:val="BodyText"/>
+      </w:pPr>
+      <w:r>
+        <w:t xml:space="preserve">&gt;</w:t>
+      </w:r>
+      <w:r>
+        <w:t xml:space="preserve"> </w:t>
+      </w:r>
       <w:r>
         <w:rPr>
           <w:b/>
@@ -1191,18 +1294,22 @@
         </w:rPr>
         <w:t xml:space="preserve">Anleitung — Wie du das ausfüllst</w:t>
       </w:r>
-    </w:p>
-    <w:p>
-      <w:pPr>
-        <w:pStyle w:val="BlockText"/>
-      </w:pPr>
-      <w:r>
-        <w:t xml:space="preserve">Gib an, wo der Abschlussnachweis aufbewahrt wird, was er erfasst (Zeitstempel, Versionen der zugestimmten Artefakte) und welche Aufbewahrungsregel gilt.</w:t>
-      </w:r>
-    </w:p>
-    <w:p>
-      <w:pPr>
-        <w:pStyle w:val="FirstParagraph"/>
+      <w:r>
+        <w:t xml:space="preserve"> </w:t>
+      </w:r>
+      <w:r>
+        <w:t xml:space="preserve">&gt;</w:t>
+      </w:r>
+      <w:r>
+        <w:t xml:space="preserve"> </w:t>
+      </w:r>
+      <w:r>
+        <w:t xml:space="preserve">&gt; Gib an, wo der Abschlussnachweis aufbewahrt wird, was er erfasst (Zeitstempel, Versionen der zugestimmten Artefakte) und welche Aufbewahrungsregel gilt.</w:t>
+      </w:r>
+    </w:p>
+    <w:p>
+      <w:pPr>
+        <w:pStyle w:val="BodyText"/>
       </w:pPr>
       <w:r>
         <w:rPr>
@@ -1247,6 +1354,9 @@
       <w:r>
         <w:t xml:space="preserve"> </w:t>
       </w:r>
+      <w:r>
+        <w:t xml:space="preserve">&lt;JJJJ-MM-TT&gt;</w:t>
+      </w:r>
     </w:p>
     <w:p>
       <w:pPr>
@@ -1288,6 +1398,9 @@
       <w:r>
         <w:t xml:space="preserve"> </w:t>
       </w:r>
+      <w:r>
+        <w:t xml:space="preserve">&lt;Version&gt;</w:t>
+      </w:r>
     </w:p>
     <w:p>
       <w:pPr>
@@ -1306,6 +1419,9 @@
       </w:r>
       <w:r>
         <w:t xml:space="preserve"> </w:t>
+      </w:r>
+      <w:r>
+        <w:t xml:space="preserve">&lt;Link zum Entscheidungsnachweis&gt;</w:t>
       </w:r>
     </w:p>
     <w:bookmarkEnd w:id="23"/>

--- a/static/downloads/de/docx/layer-1/onboarding-protocol.docx
+++ b/static/downloads/de/docx/layer-1/onboarding-protocol.docx
@@ -87,7 +87,7 @@
         <w:t xml:space="preserve"> </w:t>
       </w:r>
       <w:r>
-        <w:t xml:space="preserve">2026-07-07</w:t>
+        <w:t xml:space="preserve">2026-08-31</w:t>
       </w:r>
     </w:p>
     <w:p>
